--- a/附录 - 英文.docx
+++ b/附录 - 英文.docx
@@ -4,11 +4,10 @@
   <w:body>
     <w:p>
       <w:pPr>
-        <w:ind w:firstLine="420" w:firstLineChars="0"/>
-        <w:rPr>
-          <w:rFonts w:hint="eastAsia"/>
-        </w:rPr>
-      </w:pPr>
+        <w:ind w:firstLine="420"/>
+      </w:pPr>
+      <w:bookmarkStart w:id="0" w:name="_GoBack"/>
+      <w:bookmarkEnd w:id="0"/>
       <w:r>
         <w:rPr>
           <w:rFonts w:hint="eastAsia"/>
@@ -18,10 +17,7 @@
     </w:p>
     <w:p>
       <w:pPr>
-        <w:ind w:firstLine="420" w:firstLineChars="0"/>
-        <w:rPr>
-          <w:rFonts w:hint="eastAsia"/>
-        </w:rPr>
+        <w:ind w:firstLine="420"/>
       </w:pPr>
       <w:r>
         <w:rPr>
@@ -32,119 +28,63 @@
     </w:p>
     <w:p>
       <w:pPr>
-        <w:ind w:firstLine="420" w:firstLineChars="0"/>
-        <w:rPr>
-          <w:rFonts w:hint="eastAsia"/>
-        </w:rPr>
-      </w:pPr>
-      <w:r>
-        <w:rPr>
-          <w:rFonts w:hint="eastAsia"/>
-        </w:rPr>
-        <w:t>In the first experiment, we simulated data transmission delays caused by mobility by introducing delays during the UE's authentication process. After the UE receives the message (R, AUTN, SNMAC) sent by the SN, if the UE delays sending the message to the core network for one minute, the core network starts the T3560 timer. Since no message is received from the lower layer for an extended period, the authentication process terminates, and the core network sends a release connection command to the UE (as shown in Figure 1).In another scenario, if the UE introduces a delay of 5 ms, although the core network starts the T3560 timer, the timer does not expire due to the short delay, and the authentication process is not interrupted (as shown in Figure 2).</w:t>
-      </w:r>
-    </w:p>
-    <w:p>
-      <w:pPr>
-        <w:ind w:firstLine="420" w:firstLineChars="0"/>
-        <w:rPr>
-          <w:rFonts w:hint="eastAsia" w:asciiTheme="minorHAnsi" w:hAnsiTheme="minorHAnsi" w:eastAsiaTheme="minorEastAsia" w:cstheme="minorBidi"/>
-          <w:kern w:val="2"/>
-          <w:sz w:val="21"/>
-          <w:szCs w:val="24"/>
-          <w:lang w:val="en-US" w:eastAsia="zh-CN" w:bidi="ar-SA"/>
-        </w:rPr>
-      </w:pPr>
-      <w:r>
-        <w:rPr>
-          <w:rFonts w:hint="eastAsia"/>
-          <w:lang w:val="en-US" w:eastAsia="zh-CN"/>
-        </w:rPr>
-        <w:t>I</w:t>
-      </w:r>
-      <w:r>
-        <w:rPr>
-          <w:rFonts w:hint="eastAsia" w:asciiTheme="minorHAnsi" w:hAnsiTheme="minorHAnsi" w:eastAsiaTheme="minorEastAsia" w:cstheme="minorBidi"/>
-          <w:kern w:val="2"/>
-          <w:sz w:val="21"/>
-          <w:szCs w:val="24"/>
-          <w:lang w:val="en-US" w:eastAsia="zh-CN" w:bidi="ar-SA"/>
-        </w:rPr>
-        <w:t xml:space="preserve">n the second experiment, we simulated signal interference caused by mobility by configuring the gNB and UE to use a frequency channel with heavy user traffic. The downlink Absolute Radio Frequency Channel Number (ARFCN) of the gNB was set to 368500, and the corresponding downlink Extended ARFCN of the UE was set to 2850. Under these settings, the gNB experienced significant signal interference, resulting in high </w:t>
-      </w:r>
-      <w:r>
-        <w:rPr>
-          <w:rFonts w:hint="eastAsia" w:cstheme="minorBidi"/>
-          <w:kern w:val="2"/>
-          <w:sz w:val="21"/>
-          <w:szCs w:val="24"/>
-          <w:lang w:val="en-US" w:eastAsia="zh-CN" w:bidi="ar-SA"/>
-        </w:rPr>
-        <w:t>under</w:t>
-      </w:r>
-      <w:r>
-        <w:rPr>
-          <w:rFonts w:hint="eastAsia" w:asciiTheme="minorHAnsi" w:hAnsiTheme="minorHAnsi" w:eastAsiaTheme="minorEastAsia" w:cstheme="minorBidi"/>
-          <w:kern w:val="2"/>
-          <w:sz w:val="21"/>
-          <w:szCs w:val="24"/>
-          <w:lang w:val="en-US" w:eastAsia="zh-CN" w:bidi="ar-SA"/>
-        </w:rPr>
-        <w:t xml:space="preserve">flow (as shown in Figure 3). </w:t>
-      </w:r>
-      <w:r>
-        <w:rPr>
-          <w:rFonts w:hint="eastAsia"/>
-        </w:rPr>
-        <w:t>Additionally, there may be situations where the UE would not receive any message from the gNB after sending a registration request message (as shown in Figure</w:t>
-      </w:r>
-      <w:r>
-        <w:rPr>
-          <w:rFonts w:hint="eastAsia"/>
-          <w:lang w:val="en-US" w:eastAsia="zh-CN"/>
-        </w:rPr>
-        <w:t>4</w:t>
-      </w:r>
-      <w:r>
-        <w:rPr>
-          <w:rFonts w:hint="eastAsia"/>
-        </w:rPr>
-        <w:t xml:space="preserve">). </w:t>
-      </w:r>
-      <w:r>
-        <w:rPr>
-          <w:rFonts w:hint="eastAsia" w:asciiTheme="minorHAnsi" w:hAnsiTheme="minorHAnsi" w:eastAsiaTheme="minorEastAsia" w:cstheme="minorBidi"/>
-          <w:kern w:val="2"/>
-          <w:sz w:val="21"/>
-          <w:szCs w:val="24"/>
-          <w:lang w:val="en-US" w:eastAsia="zh-CN" w:bidi="ar-SA"/>
-        </w:rPr>
-        <w:t>However, once the UE retransmitted the registration request and successfully received messages from the gNB, it was able to send the computed messages back to the gNB</w:t>
-      </w:r>
-      <w:r>
-        <w:rPr>
-          <w:rFonts w:hint="eastAsia" w:cstheme="minorBidi"/>
-          <w:kern w:val="2"/>
-          <w:sz w:val="21"/>
-          <w:szCs w:val="24"/>
-          <w:lang w:val="en-US" w:eastAsia="zh-CN" w:bidi="ar-SA"/>
-        </w:rPr>
-        <w:t xml:space="preserve">, </w:t>
-      </w:r>
-      <w:r>
-        <w:rPr>
-          <w:rFonts w:hint="eastAsia"/>
-        </w:rPr>
-        <w:t>which would then be authenticated by the core network.</w:t>
-      </w:r>
-    </w:p>
-    <w:p>
-      <w:pPr>
-        <w:rPr>
-          <w:rFonts w:hint="eastAsia"/>
-        </w:rPr>
-      </w:pPr>
-    </w:p>
+        <w:ind w:firstLine="420"/>
+      </w:pPr>
+      <w:r>
+        <w:rPr>
+          <w:rFonts w:hint="eastAsia"/>
+        </w:rPr>
+        <w:t xml:space="preserve">In the first experiment, we simulated data transmission delays caused by mobility by introducing delays during the UE's authentication process. After the UE receives the message (R, AUTN, SNMAC) sent by the SN, if the UE delays sending the message to the core network for one minute, the core network starts the T3560 timer. Since no message is received from the lower layer for an extended period, the authentication process terminates, and the core network sends a release connection command to the UE (as shown in Figure </w:t>
+      </w:r>
+      <w:r>
+        <w:t>7</w:t>
+      </w:r>
+      <w:r>
+        <w:rPr>
+          <w:rFonts w:hint="eastAsia"/>
+        </w:rPr>
+        <w:t xml:space="preserve">).In another scenario, if the UE introduces a delay of 5 ms, although the core network starts the T3560 timer, the timer does not expire due to the short delay, and the authentication process is not interrupted (as shown in Figure </w:t>
+      </w:r>
+      <w:r>
+        <w:t>8</w:t>
+      </w:r>
+      <w:r>
+        <w:rPr>
+          <w:rFonts w:hint="eastAsia"/>
+        </w:rPr>
+        <w:t>).</w:t>
+      </w:r>
+    </w:p>
+    <w:p>
+      <w:pPr>
+        <w:ind w:firstLine="420"/>
+      </w:pPr>
+      <w:r>
+        <w:rPr>
+          <w:rFonts w:hint="eastAsia"/>
+        </w:rPr>
+        <w:t xml:space="preserve">In the second experiment, we simulated signal interference caused by mobility by configuring the gNB and UE to use a frequency channel with heavy user traffic. The downlink Absolute Radio Frequency Channel Number (ARFCN) of the gNB was set to 368500, and the corresponding downlink Extended ARFCN of the UE was set to 2850. Under these settings, the gNB experienced significant signal interference, resulting in high underflow (as shown in Figure </w:t>
+      </w:r>
+      <w:r>
+        <w:t>9</w:t>
+      </w:r>
+      <w:r>
+        <w:rPr>
+          <w:rFonts w:hint="eastAsia"/>
+        </w:rPr>
+        <w:t>). Additionally, there may be situations where the UE would not receive any message from the gNB after sending a registration request message (as shown in Figure</w:t>
+      </w:r>
+      <w:r>
+        <w:t>10</w:t>
+      </w:r>
+      <w:r>
+        <w:rPr>
+          <w:rFonts w:hint="eastAsia"/>
+        </w:rPr>
+        <w:t>). However, once the UE retransmitted the registration request and successfully received messages from the gNB, it was able to send the computed messages back to the gNB, which would then be authenticated by the core network.</w:t>
+      </w:r>
+    </w:p>
+    <w:p/>
     <w:p>
       <w:pPr>
         <w:jc w:val="center"/>
@@ -192,22 +132,23 @@
     <w:p>
       <w:pPr>
         <w:jc w:val="center"/>
-        <w:rPr>
-          <w:rFonts w:hint="default" w:eastAsiaTheme="minorEastAsia"/>
-          <w:lang w:val="en-US" w:eastAsia="zh-CN"/>
-        </w:rPr>
-      </w:pPr>
-      <w:r>
-        <w:rPr>
-          <w:rFonts w:hint="eastAsia"/>
-          <w:lang w:val="en-US" w:eastAsia="zh-CN"/>
-        </w:rPr>
-        <w:t>Figure 1</w:t>
+      </w:pPr>
+      <w:r>
+        <w:rPr>
+          <w:rFonts w:hint="eastAsia"/>
+        </w:rPr>
+        <w:t>Fig.</w:t>
+      </w:r>
+      <w:r>
+        <w:t>7: 1-minute delay added on the UE side</w:t>
       </w:r>
     </w:p>
     <w:p>
       <w:pPr>
         <w:jc w:val="center"/>
+        <w:rPr>
+          <w:rFonts w:hint="eastAsia"/>
+        </w:rPr>
       </w:pPr>
       <w:r>
         <w:drawing>
@@ -249,24 +190,19 @@
           </wp:inline>
         </w:drawing>
       </w:r>
-      <w:bookmarkStart w:id="0" w:name="_GoBack"/>
-      <w:bookmarkEnd w:id="0"/>
-    </w:p>
-    <w:p>
-      <w:pPr>
-        <w:ind w:firstLine="3780" w:firstLineChars="1800"/>
-        <w:jc w:val="both"/>
-        <w:rPr>
-          <w:rFonts w:hint="default" w:eastAsiaTheme="minorEastAsia"/>
-          <w:lang w:val="en-US" w:eastAsia="zh-CN"/>
-        </w:rPr>
-      </w:pPr>
-      <w:r>
-        <w:rPr>
-          <w:rFonts w:hint="eastAsia"/>
-          <w:lang w:val="en-US" w:eastAsia="zh-CN"/>
-        </w:rPr>
-        <w:t>Figure2</w:t>
+    </w:p>
+    <w:p>
+      <w:pPr>
+        <w:jc w:val="center"/>
+      </w:pPr>
+      <w:r>
+        <w:rPr>
+          <w:rFonts w:hint="eastAsia"/>
+        </w:rPr>
+        <w:t>Fig</w:t>
+      </w:r>
+      <w:r>
+        <w:t>.8: 5-millisecond delay added on the UE side</w:t>
       </w:r>
     </w:p>
     <w:p>
@@ -275,14 +211,12 @@
         <w:rPr>
           <w:rFonts w:ascii="宋体" w:hAnsi="宋体" w:eastAsia="宋体" w:cs="宋体"/>
           <w:sz w:val="24"/>
-          <w:szCs w:val="24"/>
         </w:rPr>
       </w:pPr>
       <w:r>
         <w:rPr>
           <w:rFonts w:ascii="宋体" w:hAnsi="宋体" w:eastAsia="宋体" w:cs="宋体"/>
           <w:sz w:val="24"/>
-          <w:szCs w:val="24"/>
         </w:rPr>
         <w:drawing>
           <wp:inline distT="0" distB="0" distL="114300" distR="114300">
@@ -331,39 +265,25 @@
     <w:p>
       <w:pPr>
         <w:jc w:val="center"/>
-        <w:rPr>
-          <w:rFonts w:hint="default"/>
-          <w:lang w:val="en-US" w:eastAsia="zh-CN"/>
-        </w:rPr>
-      </w:pPr>
-      <w:r>
-        <w:rPr>
-          <w:rFonts w:hint="eastAsia"/>
-          <w:lang w:val="en-US" w:eastAsia="zh-CN"/>
-        </w:rPr>
-        <w:t>Figure3</w:t>
-      </w:r>
-    </w:p>
-    <w:p>
-      <w:pPr>
-        <w:rPr>
-          <w:rFonts w:hint="eastAsia"/>
-          <w:lang w:val="en-US" w:eastAsia="zh-CN"/>
-        </w:rPr>
-      </w:pPr>
-    </w:p>
+      </w:pPr>
+      <w:r>
+        <w:rPr>
+          <w:rFonts w:hint="eastAsia"/>
+        </w:rPr>
+        <w:t>Fig</w:t>
+      </w:r>
+      <w:r>
+        <w:t>.9: interfered gnb</w:t>
+      </w:r>
+    </w:p>
+    <w:p/>
     <w:p>
       <w:pPr>
         <w:jc w:val="center"/>
-        <w:rPr>
-          <w:rFonts w:hint="eastAsia"/>
-          <w:lang w:val="en-US" w:eastAsia="zh-CN"/>
-        </w:rPr>
-      </w:pPr>
-      <w:r>
-        <w:rPr>
-          <w:rFonts w:hint="eastAsia" w:eastAsiaTheme="minorEastAsia"/>
-          <w:lang w:eastAsia="zh-CN"/>
+      </w:pPr>
+      <w:r>
+        <w:rPr>
+          <w:rFonts w:hint="eastAsia"/>
         </w:rPr>
         <w:drawing>
           <wp:inline distT="0" distB="0" distL="114300" distR="114300">
@@ -407,67 +327,32 @@
     <w:p>
       <w:pPr>
         <w:jc w:val="center"/>
-        <w:rPr>
-          <w:rFonts w:hint="default"/>
-          <w:lang w:val="en-US" w:eastAsia="zh-CN"/>
-        </w:rPr>
-      </w:pPr>
-      <w:r>
-        <w:rPr>
-          <w:rFonts w:hint="eastAsia"/>
-          <w:lang w:val="en-US" w:eastAsia="zh-CN"/>
-        </w:rPr>
-        <w:t>Figure4</w:t>
-      </w:r>
-    </w:p>
-    <w:p>
-      <w:pPr>
-        <w:rPr>
-          <w:rFonts w:hint="eastAsia"/>
-          <w:lang w:val="en-US" w:eastAsia="zh-CN"/>
-        </w:rPr>
-      </w:pPr>
-    </w:p>
-    <w:p>
-      <w:pPr>
-        <w:rPr>
-          <w:rFonts w:hint="default"/>
-          <w:lang w:val="en-US" w:eastAsia="zh-CN"/>
-        </w:rPr>
-      </w:pPr>
-    </w:p>
-    <w:p>
-      <w:pPr>
-        <w:ind w:firstLine="420" w:firstLineChars="0"/>
-        <w:rPr>
-          <w:rFonts w:hint="eastAsia"/>
-          <w:lang w:val="en-US" w:eastAsia="zh-CN"/>
-        </w:rPr>
-      </w:pPr>
-      <w:r>
-        <w:rPr>
-          <w:rFonts w:hint="eastAsia"/>
-          <w:lang w:val="en-US" w:eastAsia="zh-CN"/>
+      </w:pPr>
+      <w:r>
+        <w:rPr>
+          <w:rFonts w:hint="eastAsia"/>
+        </w:rPr>
+        <w:t>Fig</w:t>
+      </w:r>
+      <w:r>
+        <w:t>.10: reception timeout on the UE side</w:t>
+      </w:r>
+    </w:p>
+    <w:p/>
+    <w:p/>
+    <w:p>
+      <w:pPr>
+        <w:ind w:firstLine="420"/>
+      </w:pPr>
+      <w:r>
+        <w:rPr>
+          <w:rFonts w:hint="eastAsia"/>
         </w:rPr>
         <w:t>These experiments indicate that timeouts or signal interference caused by mobility may lead to the underlying connection being dropped (requiring re-authentication to regain access), or it may have no impact on the authentication protocol.</w:t>
       </w:r>
     </w:p>
-    <w:p>
-      <w:pPr>
-        <w:rPr>
-          <w:rFonts w:hint="default"/>
-          <w:lang w:val="en-US" w:eastAsia="zh-CN"/>
-        </w:rPr>
-      </w:pPr>
-    </w:p>
-    <w:p>
-      <w:pPr>
-        <w:rPr>
-          <w:rFonts w:hint="default"/>
-          <w:lang w:val="en-US" w:eastAsia="zh-CN"/>
-        </w:rPr>
-      </w:pPr>
-    </w:p>
+    <w:p/>
+    <w:p/>
     <w:sectPr>
       <w:pgSz w:w="11906" w:h="16838"/>
       <w:pgMar w:top="1440" w:right="1800" w:bottom="1440" w:left="1800" w:header="851" w:footer="992" w:gutter="0"/>
@@ -554,7 +439,7 @@
     <w:lsdException w:qFormat="1" w:unhideWhenUsed="0" w:uiPriority="0" w:semiHidden="0" w:name="Title"/>
     <w:lsdException w:unhideWhenUsed="0" w:uiPriority="0" w:semiHidden="0" w:name="Closing"/>
     <w:lsdException w:unhideWhenUsed="0" w:uiPriority="0" w:semiHidden="0" w:name="Signature"/>
-    <w:lsdException w:qFormat="1" w:unhideWhenUsed="0" w:uiPriority="0" w:name="Default Paragraph Font"/>
+    <w:lsdException w:uiPriority="1" w:name="Default Paragraph Font"/>
     <w:lsdException w:unhideWhenUsed="0" w:uiPriority="0" w:semiHidden="0" w:name="Body Text"/>
     <w:lsdException w:unhideWhenUsed="0" w:uiPriority="0" w:semiHidden="0" w:name="Body Text Indent"/>
     <w:lsdException w:unhideWhenUsed="0" w:uiPriority="0" w:semiHidden="0" w:name="List Continue"/>
@@ -581,7 +466,7 @@
     <w:lsdException w:unhideWhenUsed="0" w:uiPriority="0" w:semiHidden="0" w:name="Document Map"/>
     <w:lsdException w:unhideWhenUsed="0" w:uiPriority="0" w:semiHidden="0" w:name="Plain Text"/>
     <w:lsdException w:unhideWhenUsed="0" w:uiPriority="0" w:semiHidden="0" w:name="E-mail Signature"/>
-    <w:lsdException w:unhideWhenUsed="0" w:uiPriority="0" w:semiHidden="0" w:name="Normal (Web)"/>
+    <w:lsdException w:qFormat="1" w:unhideWhenUsed="0" w:uiPriority="0" w:semiHidden="0" w:name="Normal (Web)"/>
     <w:lsdException w:unhideWhenUsed="0" w:uiPriority="0" w:semiHidden="0" w:name="HTML Acronym"/>
     <w:lsdException w:unhideWhenUsed="0" w:uiPriority="0" w:semiHidden="0" w:name="HTML Address"/>
     <w:lsdException w:unhideWhenUsed="0" w:uiPriority="0" w:semiHidden="0" w:name="HTML Cite"/>
@@ -592,53 +477,53 @@
     <w:lsdException w:unhideWhenUsed="0" w:uiPriority="0" w:semiHidden="0" w:name="HTML Sample"/>
     <w:lsdException w:unhideWhenUsed="0" w:uiPriority="0" w:semiHidden="0" w:name="HTML Typewriter"/>
     <w:lsdException w:unhideWhenUsed="0" w:uiPriority="0" w:semiHidden="0" w:name="HTML Variable"/>
-    <w:lsdException w:qFormat="1" w:unhideWhenUsed="0" w:uiPriority="0" w:name="Normal Table"/>
+    <w:lsdException w:qFormat="1" w:uiPriority="99" w:name="Normal Table"/>
     <w:lsdException w:unhideWhenUsed="0" w:uiPriority="0" w:semiHidden="0" w:name="annotation subject"/>
-    <w:lsdException w:unhideWhenUsed="0" w:uiPriority="0" w:semiHidden="0" w:name="Table Simple 1"/>
-    <w:lsdException w:unhideWhenUsed="0" w:uiPriority="0" w:semiHidden="0" w:name="Table Simple 2"/>
-    <w:lsdException w:unhideWhenUsed="0" w:uiPriority="0" w:semiHidden="0" w:name="Table Simple 3"/>
-    <w:lsdException w:unhideWhenUsed="0" w:uiPriority="0" w:semiHidden="0" w:name="Table Classic 1"/>
-    <w:lsdException w:unhideWhenUsed="0" w:uiPriority="0" w:semiHidden="0" w:name="Table Classic 2"/>
-    <w:lsdException w:unhideWhenUsed="0" w:uiPriority="0" w:semiHidden="0" w:name="Table Classic 3"/>
-    <w:lsdException w:unhideWhenUsed="0" w:uiPriority="0" w:semiHidden="0" w:name="Table Classic 4"/>
-    <w:lsdException w:unhideWhenUsed="0" w:uiPriority="0" w:semiHidden="0" w:name="Table Colorful 1"/>
-    <w:lsdException w:unhideWhenUsed="0" w:uiPriority="0" w:semiHidden="0" w:name="Table Colorful 2"/>
-    <w:lsdException w:unhideWhenUsed="0" w:uiPriority="0" w:semiHidden="0" w:name="Table Colorful 3"/>
-    <w:lsdException w:unhideWhenUsed="0" w:uiPriority="0" w:semiHidden="0" w:name="Table Columns 1"/>
-    <w:lsdException w:unhideWhenUsed="0" w:uiPriority="0" w:semiHidden="0" w:name="Table Columns 2"/>
-    <w:lsdException w:unhideWhenUsed="0" w:uiPriority="0" w:semiHidden="0" w:name="Table Columns 3"/>
-    <w:lsdException w:unhideWhenUsed="0" w:uiPriority="0" w:semiHidden="0" w:name="Table Columns 4"/>
-    <w:lsdException w:unhideWhenUsed="0" w:uiPriority="0" w:semiHidden="0" w:name="Table Columns 5"/>
-    <w:lsdException w:unhideWhenUsed="0" w:uiPriority="0" w:semiHidden="0" w:name="Table Grid 1"/>
-    <w:lsdException w:unhideWhenUsed="0" w:uiPriority="0" w:semiHidden="0" w:name="Table Grid 2"/>
-    <w:lsdException w:unhideWhenUsed="0" w:uiPriority="0" w:semiHidden="0" w:name="Table Grid 3"/>
-    <w:lsdException w:unhideWhenUsed="0" w:uiPriority="0" w:semiHidden="0" w:name="Table Grid 4"/>
-    <w:lsdException w:unhideWhenUsed="0" w:uiPriority="0" w:semiHidden="0" w:name="Table Grid 5"/>
-    <w:lsdException w:unhideWhenUsed="0" w:uiPriority="0" w:semiHidden="0" w:name="Table Grid 6"/>
-    <w:lsdException w:unhideWhenUsed="0" w:uiPriority="0" w:semiHidden="0" w:name="Table Grid 7"/>
-    <w:lsdException w:unhideWhenUsed="0" w:uiPriority="0" w:semiHidden="0" w:name="Table Grid 8"/>
-    <w:lsdException w:unhideWhenUsed="0" w:uiPriority="0" w:semiHidden="0" w:name="Table List 1"/>
-    <w:lsdException w:unhideWhenUsed="0" w:uiPriority="0" w:semiHidden="0" w:name="Table List 2"/>
-    <w:lsdException w:unhideWhenUsed="0" w:uiPriority="0" w:semiHidden="0" w:name="Table List 3"/>
-    <w:lsdException w:unhideWhenUsed="0" w:uiPriority="0" w:semiHidden="0" w:name="Table List 4"/>
-    <w:lsdException w:unhideWhenUsed="0" w:uiPriority="0" w:semiHidden="0" w:name="Table List 5"/>
-    <w:lsdException w:unhideWhenUsed="0" w:uiPriority="0" w:semiHidden="0" w:name="Table List 6"/>
-    <w:lsdException w:unhideWhenUsed="0" w:uiPriority="0" w:semiHidden="0" w:name="Table List 7"/>
-    <w:lsdException w:unhideWhenUsed="0" w:uiPriority="0" w:semiHidden="0" w:name="Table List 8"/>
-    <w:lsdException w:unhideWhenUsed="0" w:uiPriority="0" w:semiHidden="0" w:name="Table 3D effects 1"/>
-    <w:lsdException w:unhideWhenUsed="0" w:uiPriority="0" w:semiHidden="0" w:name="Table 3D effects 2"/>
-    <w:lsdException w:unhideWhenUsed="0" w:uiPriority="0" w:semiHidden="0" w:name="Table 3D effects 3"/>
-    <w:lsdException w:unhideWhenUsed="0" w:uiPriority="0" w:semiHidden="0" w:name="Table Contemporary"/>
-    <w:lsdException w:unhideWhenUsed="0" w:uiPriority="0" w:semiHidden="0" w:name="Table Elegant"/>
-    <w:lsdException w:unhideWhenUsed="0" w:uiPriority="0" w:semiHidden="0" w:name="Table Professional"/>
-    <w:lsdException w:unhideWhenUsed="0" w:uiPriority="0" w:semiHidden="0" w:name="Table Subtle 1"/>
-    <w:lsdException w:unhideWhenUsed="0" w:uiPriority="0" w:semiHidden="0" w:name="Table Subtle 2"/>
-    <w:lsdException w:unhideWhenUsed="0" w:uiPriority="0" w:semiHidden="0" w:name="Table Web 1"/>
-    <w:lsdException w:unhideWhenUsed="0" w:uiPriority="0" w:semiHidden="0" w:name="Table Web 2"/>
-    <w:lsdException w:unhideWhenUsed="0" w:uiPriority="0" w:semiHidden="0" w:name="Table Web 3"/>
+    <w:lsdException w:uiPriority="0" w:name="Table Simple 1"/>
+    <w:lsdException w:uiPriority="0" w:name="Table Simple 2"/>
+    <w:lsdException w:uiPriority="0" w:name="Table Simple 3"/>
+    <w:lsdException w:uiPriority="0" w:name="Table Classic 1"/>
+    <w:lsdException w:uiPriority="0" w:name="Table Classic 2"/>
+    <w:lsdException w:uiPriority="0" w:name="Table Classic 3"/>
+    <w:lsdException w:uiPriority="0" w:name="Table Classic 4"/>
+    <w:lsdException w:uiPriority="0" w:name="Table Colorful 1"/>
+    <w:lsdException w:uiPriority="0" w:name="Table Colorful 2"/>
+    <w:lsdException w:uiPriority="0" w:name="Table Colorful 3"/>
+    <w:lsdException w:uiPriority="0" w:name="Table Columns 1"/>
+    <w:lsdException w:uiPriority="0" w:name="Table Columns 2"/>
+    <w:lsdException w:uiPriority="0" w:name="Table Columns 3"/>
+    <w:lsdException w:uiPriority="0" w:name="Table Columns 4"/>
+    <w:lsdException w:uiPriority="0" w:name="Table Columns 5"/>
+    <w:lsdException w:uiPriority="0" w:name="Table Grid 1"/>
+    <w:lsdException w:uiPriority="0" w:name="Table Grid 2"/>
+    <w:lsdException w:uiPriority="0" w:name="Table Grid 3"/>
+    <w:lsdException w:uiPriority="0" w:name="Table Grid 4"/>
+    <w:lsdException w:uiPriority="0" w:name="Table Grid 5"/>
+    <w:lsdException w:uiPriority="0" w:name="Table Grid 6"/>
+    <w:lsdException w:uiPriority="0" w:name="Table Grid 7"/>
+    <w:lsdException w:uiPriority="0" w:name="Table Grid 8"/>
+    <w:lsdException w:uiPriority="0" w:name="Table List 1"/>
+    <w:lsdException w:uiPriority="0" w:name="Table List 2"/>
+    <w:lsdException w:uiPriority="0" w:name="Table List 3"/>
+    <w:lsdException w:uiPriority="0" w:name="Table List 4"/>
+    <w:lsdException w:uiPriority="0" w:name="Table List 5"/>
+    <w:lsdException w:uiPriority="0" w:name="Table List 6"/>
+    <w:lsdException w:uiPriority="0" w:name="Table List 7"/>
+    <w:lsdException w:uiPriority="0" w:name="Table List 8"/>
+    <w:lsdException w:uiPriority="0" w:name="Table 3D effects 1"/>
+    <w:lsdException w:uiPriority="0" w:name="Table 3D effects 2"/>
+    <w:lsdException w:uiPriority="0" w:name="Table 3D effects 3"/>
+    <w:lsdException w:uiPriority="0" w:name="Table Contemporary"/>
+    <w:lsdException w:uiPriority="0" w:name="Table Elegant"/>
+    <w:lsdException w:uiPriority="0" w:name="Table Professional"/>
+    <w:lsdException w:uiPriority="0" w:name="Table Subtle 1"/>
+    <w:lsdException w:uiPriority="0" w:name="Table Subtle 2"/>
+    <w:lsdException w:uiPriority="0" w:name="Table Web 1"/>
+    <w:lsdException w:uiPriority="0" w:name="Table Web 2"/>
+    <w:lsdException w:uiPriority="0" w:name="Table Web 3"/>
     <w:lsdException w:unhideWhenUsed="0" w:uiPriority="0" w:semiHidden="0" w:name="Balloon Text"/>
     <w:lsdException w:unhideWhenUsed="0" w:uiPriority="0" w:semiHidden="0" w:name="Table Grid"/>
-    <w:lsdException w:unhideWhenUsed="0" w:uiPriority="0" w:semiHidden="0" w:name="Table Theme"/>
+    <w:lsdException w:uiPriority="0" w:name="Table Theme"/>
     <w:lsdException w:unhideWhenUsed="0" w:uiPriority="60" w:semiHidden="0" w:name="Light Shading"/>
     <w:lsdException w:unhideWhenUsed="0" w:uiPriority="61" w:semiHidden="0" w:name="Light List"/>
     <w:lsdException w:unhideWhenUsed="0" w:uiPriority="62" w:semiHidden="0" w:name="Light Grid"/>
@@ -763,30 +648,31 @@
     <w:qFormat/>
     <w:uiPriority w:val="0"/>
     <w:pPr>
-      <w:spacing w:before="0" w:beforeAutospacing="1" w:after="0" w:afterAutospacing="1"/>
+      <w:spacing w:beforeAutospacing="1" w:afterAutospacing="1"/>
       <w:jc w:val="left"/>
+      <w:outlineLvl w:val="2"/>
     </w:pPr>
     <w:rPr>
-      <w:rFonts w:hint="eastAsia" w:ascii="宋体" w:hAnsi="宋体" w:eastAsia="宋体" w:cs="宋体"/>
+      <w:rFonts w:hint="eastAsia" w:ascii="宋体" w:hAnsi="宋体" w:eastAsia="宋体" w:cs="Times New Roman"/>
       <w:b/>
       <w:bCs/>
       <w:kern w:val="0"/>
       <w:sz w:val="27"/>
       <w:szCs w:val="27"/>
-      <w:lang w:val="en-US" w:eastAsia="zh-CN" w:bidi="ar"/>
     </w:rPr>
   </w:style>
   <w:style w:type="character" w:default="1" w:styleId="5">
     <w:name w:val="Default Paragraph Font"/>
     <w:semiHidden/>
-    <w:qFormat/>
-    <w:uiPriority w:val="0"/>
+    <w:unhideWhenUsed/>
+    <w:uiPriority w:val="1"/>
   </w:style>
   <w:style w:type="table" w:default="1" w:styleId="4">
     <w:name w:val="Normal Table"/>
     <w:semiHidden/>
+    <w:unhideWhenUsed/>
     <w:qFormat/>
-    <w:uiPriority w:val="0"/>
+    <w:uiPriority w:val="99"/>
     <w:tblPr>
       <w:tblCellMar>
         <w:top w:w="0" w:type="dxa"/>
@@ -799,16 +685,16 @@
   <w:style w:type="paragraph" w:styleId="3">
     <w:name w:val="Normal (Web)"/>
     <w:basedOn w:val="1"/>
+    <w:qFormat/>
     <w:uiPriority w:val="0"/>
     <w:pPr>
-      <w:spacing w:before="0" w:beforeAutospacing="1" w:after="0" w:afterAutospacing="1"/>
-      <w:ind w:left="0" w:right="0"/>
+      <w:spacing w:beforeAutospacing="1" w:afterAutospacing="1"/>
       <w:jc w:val="left"/>
     </w:pPr>
     <w:rPr>
+      <w:rFonts w:cs="Times New Roman"/>
       <w:kern w:val="0"/>
       <w:sz w:val="24"/>
-      <w:lang w:val="en-US" w:eastAsia="zh-CN" w:bidi="ar"/>
     </w:rPr>
   </w:style>
 </w:styles>
@@ -1059,4 +945,14 @@
   </a:themeElements>
   <a:objectDefaults/>
 </a:theme>
+</file>
+
+<file path=customXml/item1.xml><?xml version="1.0" encoding="utf-8"?>
+<b:Sources xmlns:b="http://schemas.openxmlformats.org/officeDocument/2006/bibliography" xmlns="http://schemas.openxmlformats.org/officeDocument/2006/bibliography" SelectedStyle="\APASixthEditionOfficeOnline.xsl" StyleName="APA" Version="6"/>
+</file>
+
+<file path=customXml/itemProps1.xml><?xml version="1.0" encoding="utf-8"?>
+<ds:datastoreItem xmlns:ds="http://schemas.openxmlformats.org/officeDocument/2006/customXml" ds:itemID="{3AF5550B-2F99-42B7-AFBA-9EB63690BD06}">
+  <ds:schemaRefs/>
+</ds:datastoreItem>
 </file>